--- a/p2/Practica2.docx
+++ b/p2/Practica2.docx
@@ -306,29 +306,35 @@
             <w:tcW w:w="2123" w:type="dxa"/>
           </w:tcPr>
           <w:p>
+            <w:proofErr w:type="spellStart"/>
             <w:r>
               <w:t>FdT</w:t>
             </w:r>
-          </w:p>
-        </w:tc>
-        <w:tc>
-          <w:tcPr>
-            <w:tcW w:w="2124" w:type="dxa"/>
-          </w:tcPr>
-          <w:p>
+            <w:proofErr w:type="spellEnd"/>
+          </w:p>
+        </w:tc>
+        <w:tc>
+          <w:tcPr>
+            <w:tcW w:w="2124" w:type="dxa"/>
+          </w:tcPr>
+          <w:p>
+            <w:proofErr w:type="spellStart"/>
             <w:r>
               <w:t>FdT</w:t>
             </w:r>
-          </w:p>
-        </w:tc>
-        <w:tc>
-          <w:tcPr>
-            <w:tcW w:w="2124" w:type="dxa"/>
-          </w:tcPr>
-          <w:p>
+            <w:proofErr w:type="spellEnd"/>
+          </w:p>
+        </w:tc>
+        <w:tc>
+          <w:tcPr>
+            <w:tcW w:w="2124" w:type="dxa"/>
+          </w:tcPr>
+          <w:p>
+            <w:proofErr w:type="spellStart"/>
             <w:r>
               <w:t>FdT</w:t>
             </w:r>
+            <w:proofErr w:type="spellEnd"/>
           </w:p>
         </w:tc>
       </w:tr>
@@ -348,29 +354,35 @@
             <w:tcW w:w="2123" w:type="dxa"/>
           </w:tcPr>
           <w:p>
+            <w:proofErr w:type="spellStart"/>
             <w:r>
               <w:t>FdT</w:t>
             </w:r>
-          </w:p>
-        </w:tc>
-        <w:tc>
-          <w:tcPr>
-            <w:tcW w:w="2124" w:type="dxa"/>
-          </w:tcPr>
-          <w:p>
+            <w:proofErr w:type="spellEnd"/>
+          </w:p>
+        </w:tc>
+        <w:tc>
+          <w:tcPr>
+            <w:tcW w:w="2124" w:type="dxa"/>
+          </w:tcPr>
+          <w:p>
+            <w:proofErr w:type="spellStart"/>
             <w:r>
               <w:t>FdT</w:t>
             </w:r>
-          </w:p>
-        </w:tc>
-        <w:tc>
-          <w:tcPr>
-            <w:tcW w:w="2124" w:type="dxa"/>
-          </w:tcPr>
-          <w:p>
+            <w:proofErr w:type="spellEnd"/>
+          </w:p>
+        </w:tc>
+        <w:tc>
+          <w:tcPr>
+            <w:tcW w:w="2124" w:type="dxa"/>
+          </w:tcPr>
+          <w:p>
+            <w:proofErr w:type="spellStart"/>
             <w:r>
               <w:t>FdT</w:t>
             </w:r>
+            <w:proofErr w:type="spellEnd"/>
           </w:p>
         </w:tc>
       </w:tr>
@@ -390,29 +402,35 @@
             <w:tcW w:w="2123" w:type="dxa"/>
           </w:tcPr>
           <w:p>
+            <w:proofErr w:type="spellStart"/>
             <w:r>
               <w:t>FdT</w:t>
             </w:r>
-          </w:p>
-        </w:tc>
-        <w:tc>
-          <w:tcPr>
-            <w:tcW w:w="2124" w:type="dxa"/>
-          </w:tcPr>
-          <w:p>
+            <w:proofErr w:type="spellEnd"/>
+          </w:p>
+        </w:tc>
+        <w:tc>
+          <w:tcPr>
+            <w:tcW w:w="2124" w:type="dxa"/>
+          </w:tcPr>
+          <w:p>
+            <w:proofErr w:type="spellStart"/>
             <w:r>
               <w:t>FdT</w:t>
             </w:r>
-          </w:p>
-        </w:tc>
-        <w:tc>
-          <w:tcPr>
-            <w:tcW w:w="2124" w:type="dxa"/>
-          </w:tcPr>
-          <w:p>
+            <w:proofErr w:type="spellEnd"/>
+          </w:p>
+        </w:tc>
+        <w:tc>
+          <w:tcPr>
+            <w:tcW w:w="2124" w:type="dxa"/>
+          </w:tcPr>
+          <w:p>
+            <w:proofErr w:type="spellStart"/>
             <w:r>
               <w:t>FdT</w:t>
             </w:r>
+            <w:proofErr w:type="spellEnd"/>
           </w:p>
         </w:tc>
       </w:tr>
@@ -580,14 +598,24 @@
     </w:p>
     <w:p>
       <w:r>
-        <w:t xml:space="preserve">O(n^c) =&gt; t2 = </w:t>
+        <w:t>O(</w:t>
+      </w:r>
+      <w:proofErr w:type="spellStart"/>
+      <w:r>
+        <w:t>n^c</w:t>
+      </w:r>
+      <w:proofErr w:type="spellEnd"/>
+      <w:r>
+        <w:t xml:space="preserve">) =&gt; t2 = </w:t>
       </w:r>
       <w:r>
         <w:t>(</w:t>
       </w:r>
+      <w:proofErr w:type="spellStart"/>
       <w:r>
         <w:t>K^c</w:t>
       </w:r>
+      <w:proofErr w:type="spellEnd"/>
       <w:r>
         <w:t>) * t1</w:t>
       </w:r>
@@ -883,29 +911,35 @@
             <w:tcW w:w="2123" w:type="dxa"/>
           </w:tcPr>
           <w:p>
+            <w:proofErr w:type="spellStart"/>
             <w:r>
               <w:t>FdT</w:t>
             </w:r>
-          </w:p>
-        </w:tc>
-        <w:tc>
-          <w:tcPr>
-            <w:tcW w:w="2124" w:type="dxa"/>
-          </w:tcPr>
-          <w:p>
+            <w:proofErr w:type="spellEnd"/>
+          </w:p>
+        </w:tc>
+        <w:tc>
+          <w:tcPr>
+            <w:tcW w:w="2124" w:type="dxa"/>
+          </w:tcPr>
+          <w:p>
+            <w:proofErr w:type="spellStart"/>
             <w:r>
               <w:t>FdT</w:t>
             </w:r>
-          </w:p>
-        </w:tc>
-        <w:tc>
-          <w:tcPr>
-            <w:tcW w:w="2124" w:type="dxa"/>
-          </w:tcPr>
-          <w:p>
+            <w:proofErr w:type="spellEnd"/>
+          </w:p>
+        </w:tc>
+        <w:tc>
+          <w:tcPr>
+            <w:tcW w:w="2124" w:type="dxa"/>
+          </w:tcPr>
+          <w:p>
+            <w:proofErr w:type="spellStart"/>
             <w:r>
               <w:t>FdT</w:t>
             </w:r>
+            <w:proofErr w:type="spellEnd"/>
           </w:p>
         </w:tc>
       </w:tr>
@@ -925,29 +959,35 @@
             <w:tcW w:w="2123" w:type="dxa"/>
           </w:tcPr>
           <w:p>
+            <w:proofErr w:type="spellStart"/>
             <w:r>
               <w:t>FdT</w:t>
             </w:r>
-          </w:p>
-        </w:tc>
-        <w:tc>
-          <w:tcPr>
-            <w:tcW w:w="2124" w:type="dxa"/>
-          </w:tcPr>
-          <w:p>
+            <w:proofErr w:type="spellEnd"/>
+          </w:p>
+        </w:tc>
+        <w:tc>
+          <w:tcPr>
+            <w:tcW w:w="2124" w:type="dxa"/>
+          </w:tcPr>
+          <w:p>
+            <w:proofErr w:type="spellStart"/>
             <w:r>
               <w:t>FdT</w:t>
             </w:r>
-          </w:p>
-        </w:tc>
-        <w:tc>
-          <w:tcPr>
-            <w:tcW w:w="2124" w:type="dxa"/>
-          </w:tcPr>
-          <w:p>
+            <w:proofErr w:type="spellEnd"/>
+          </w:p>
+        </w:tc>
+        <w:tc>
+          <w:tcPr>
+            <w:tcW w:w="2124" w:type="dxa"/>
+          </w:tcPr>
+          <w:p>
+            <w:proofErr w:type="spellStart"/>
             <w:r>
               <w:t>FdT</w:t>
             </w:r>
+            <w:proofErr w:type="spellEnd"/>
           </w:p>
         </w:tc>
       </w:tr>
@@ -967,29 +1007,35 @@
             <w:tcW w:w="2123" w:type="dxa"/>
           </w:tcPr>
           <w:p>
+            <w:proofErr w:type="spellStart"/>
             <w:r>
               <w:t>FdT</w:t>
             </w:r>
-          </w:p>
-        </w:tc>
-        <w:tc>
-          <w:tcPr>
-            <w:tcW w:w="2124" w:type="dxa"/>
-          </w:tcPr>
-          <w:p>
+            <w:proofErr w:type="spellEnd"/>
+          </w:p>
+        </w:tc>
+        <w:tc>
+          <w:tcPr>
+            <w:tcW w:w="2124" w:type="dxa"/>
+          </w:tcPr>
+          <w:p>
+            <w:proofErr w:type="spellStart"/>
             <w:r>
               <w:t>FdT</w:t>
             </w:r>
-          </w:p>
-        </w:tc>
-        <w:tc>
-          <w:tcPr>
-            <w:tcW w:w="2124" w:type="dxa"/>
-          </w:tcPr>
-          <w:p>
+            <w:proofErr w:type="spellEnd"/>
+          </w:p>
+        </w:tc>
+        <w:tc>
+          <w:tcPr>
+            <w:tcW w:w="2124" w:type="dxa"/>
+          </w:tcPr>
+          <w:p>
+            <w:proofErr w:type="spellStart"/>
             <w:r>
               <w:t>FdT</w:t>
             </w:r>
+            <w:proofErr w:type="spellEnd"/>
           </w:p>
         </w:tc>
       </w:tr>
@@ -1177,7 +1223,23 @@
     </w:p>
     <w:p>
       <w:r>
-        <w:t xml:space="preserve">O(n^c) =&gt; t2 = (K^c) * t1 </w:t>
+        <w:t>O(</w:t>
+      </w:r>
+      <w:proofErr w:type="spellStart"/>
+      <w:r>
+        <w:t>n^c</w:t>
+      </w:r>
+      <w:proofErr w:type="spellEnd"/>
+      <w:r>
+        <w:t>) =&gt; t2 = (</w:t>
+      </w:r>
+      <w:proofErr w:type="spellStart"/>
+      <w:r>
+        <w:t>K^c</w:t>
+      </w:r>
+      <w:proofErr w:type="spellEnd"/>
+      <w:r>
+        <w:t xml:space="preserve">) * t1 </w:t>
       </w:r>
     </w:p>
     <w:p>
@@ -1478,19 +1540,23 @@
             <w:tcW w:w="2124" w:type="dxa"/>
           </w:tcPr>
           <w:p>
+            <w:proofErr w:type="spellStart"/>
             <w:r>
               <w:t>FdT</w:t>
             </w:r>
-          </w:p>
-        </w:tc>
-        <w:tc>
-          <w:tcPr>
-            <w:tcW w:w="2124" w:type="dxa"/>
-          </w:tcPr>
-          <w:p>
+            <w:proofErr w:type="spellEnd"/>
+          </w:p>
+        </w:tc>
+        <w:tc>
+          <w:tcPr>
+            <w:tcW w:w="2124" w:type="dxa"/>
+          </w:tcPr>
+          <w:p>
+            <w:proofErr w:type="spellStart"/>
             <w:r>
               <w:t>FdT</w:t>
             </w:r>
+            <w:proofErr w:type="spellEnd"/>
           </w:p>
         </w:tc>
       </w:tr>
@@ -1520,19 +1586,23 @@
             <w:tcW w:w="2124" w:type="dxa"/>
           </w:tcPr>
           <w:p>
+            <w:proofErr w:type="spellStart"/>
             <w:r>
               <w:t>FdT</w:t>
             </w:r>
-          </w:p>
-        </w:tc>
-        <w:tc>
-          <w:tcPr>
-            <w:tcW w:w="2124" w:type="dxa"/>
-          </w:tcPr>
-          <w:p>
+            <w:proofErr w:type="spellEnd"/>
+          </w:p>
+        </w:tc>
+        <w:tc>
+          <w:tcPr>
+            <w:tcW w:w="2124" w:type="dxa"/>
+          </w:tcPr>
+          <w:p>
+            <w:proofErr w:type="spellStart"/>
             <w:r>
               <w:t>FdT</w:t>
             </w:r>
+            <w:proofErr w:type="spellEnd"/>
           </w:p>
         </w:tc>
       </w:tr>
@@ -1562,19 +1632,23 @@
             <w:tcW w:w="2124" w:type="dxa"/>
           </w:tcPr>
           <w:p>
+            <w:proofErr w:type="spellStart"/>
             <w:r>
               <w:t>FdT</w:t>
             </w:r>
-          </w:p>
-        </w:tc>
-        <w:tc>
-          <w:tcPr>
-            <w:tcW w:w="2124" w:type="dxa"/>
-          </w:tcPr>
-          <w:p>
+            <w:proofErr w:type="spellEnd"/>
+          </w:p>
+        </w:tc>
+        <w:tc>
+          <w:tcPr>
+            <w:tcW w:w="2124" w:type="dxa"/>
+          </w:tcPr>
+          <w:p>
+            <w:proofErr w:type="spellStart"/>
             <w:r>
               <w:t>FdT</w:t>
             </w:r>
+            <w:proofErr w:type="spellEnd"/>
           </w:p>
         </w:tc>
       </w:tr>
@@ -1763,7 +1837,23 @@
     </w:p>
     <w:p>
       <w:r>
-        <w:t xml:space="preserve">O(n^c) =&gt; t2 = (K^c) * t1 </w:t>
+        <w:t>O(</w:t>
+      </w:r>
+      <w:proofErr w:type="spellStart"/>
+      <w:r>
+        <w:t>n^c</w:t>
+      </w:r>
+      <w:proofErr w:type="spellEnd"/>
+      <w:r>
+        <w:t>) =&gt; t2 = (</w:t>
+      </w:r>
+      <w:proofErr w:type="spellStart"/>
+      <w:r>
+        <w:t>K^c</w:t>
+      </w:r>
+      <w:proofErr w:type="spellEnd"/>
+      <w:r>
+        <w:t xml:space="preserve">) * t1 </w:t>
       </w:r>
     </w:p>
     <w:p>
@@ -2396,11 +2486,16 @@
       <w:r>
         <w:t>t2 = f(n</w:t>
       </w:r>
+      <w:proofErr w:type="gramStart"/>
       <w:r>
         <w:t>2</w:t>
       </w:r>
       <w:r>
-        <w:t>)/f(n</w:t>
+        <w:t>)/</w:t>
+      </w:r>
+      <w:proofErr w:type="gramEnd"/>
+      <w:r>
+        <w:t>f(n</w:t>
       </w:r>
       <w:r>
         <w:t>1</w:t>
@@ -2446,7 +2541,15 @@
     </w:p>
     <w:p>
       <w:r>
-        <w:t>t2 = 2 * (1+ log(2)/log(n)) * t1</w:t>
+        <w:t>t2 = 2 * (1+ log(</w:t>
+      </w:r>
+      <w:proofErr w:type="gramStart"/>
+      <w:r>
+        <w:t>2)/</w:t>
+      </w:r>
+      <w:proofErr w:type="gramEnd"/>
+      <w:r>
+        <w:t>log(n)) * t1</w:t>
       </w:r>
     </w:p>
     <w:p>
@@ -2557,125 +2660,132 @@
         <w:t>.</w:t>
       </w:r>
       <w:r>
+        <w:t xml:space="preserve">559 y </w:t>
+      </w:r>
+      <w:r>
+        <w:t>n2 = 86.400.000</w:t>
+      </w:r>
+      <w:r>
+        <w:t>. Como la complejidad es O(n^2)</w:t>
+      </w:r>
+      <w:r>
+        <w:t xml:space="preserve"> y sabemos que</w:t>
+      </w:r>
+      <w:r>
+        <w:t xml:space="preserve"> O(n^</w:t>
+      </w:r>
+      <w:r>
+        <w:t>2</w:t>
+      </w:r>
+      <w:r>
+        <w:t>) =&gt; t2 = (K^</w:t>
+      </w:r>
+      <w:r>
+        <w:t>2</w:t>
+      </w:r>
+      <w:r>
+        <w:t>) * t1</w:t>
+      </w:r>
+      <w:r>
+        <w:t xml:space="preserve"> y k=n2/n1.</w:t>
+      </w:r>
+      <w:r>
+        <w:t xml:space="preserve"> </w:t>
+      </w:r>
+      <w:r>
+        <w:t xml:space="preserve">Podemos </w:t>
+      </w:r>
+      <w:r>
+        <w:t>obtener</w:t>
+      </w:r>
+      <w:r>
+        <w:t xml:space="preserve"> tras operar que </w:t>
+      </w:r>
+      <w:r>
+        <w:t xml:space="preserve">t2 = 5074^2 * </w:t>
+      </w:r>
+      <w:r>
+        <w:t>225</w:t>
+      </w:r>
+      <w:r>
+        <w:t>.</w:t>
+      </w:r>
+      <w:r>
         <w:t>559</w:t>
       </w:r>
       <w:r>
-        <w:t xml:space="preserve"> y </w:t>
-      </w:r>
-      <w:r>
-        <w:t>n2 = 86.400.000</w:t>
-      </w:r>
-      <w:r>
-        <w:t>. Como la complejidad es O(n^2)</w:t>
-      </w:r>
-      <w:r>
-        <w:t xml:space="preserve"> y sabemos que</w:t>
-      </w:r>
-      <w:r>
-        <w:t xml:space="preserve"> </w:t>
-      </w:r>
-      <w:r>
-        <w:t>O(n^</w:t>
-      </w:r>
-      <w:r>
-        <w:t>2</w:t>
-      </w:r>
-      <w:r>
-        <w:t>) =&gt; t2 = (K^</w:t>
-      </w:r>
-      <w:r>
-        <w:t>2</w:t>
-      </w:r>
-      <w:r>
-        <w:t>) * t1</w:t>
-      </w:r>
-      <w:r>
-        <w:t xml:space="preserve"> y k=n2/n1.</w:t>
-      </w:r>
-      <w:r>
-        <w:t xml:space="preserve"> </w:t>
-      </w:r>
-      <w:r>
-        <w:t xml:space="preserve">Podemos </w:t>
-      </w:r>
-      <w:r>
-        <w:t>obtener</w:t>
-      </w:r>
-      <w:r>
-        <w:t xml:space="preserve"> tras operar que </w:t>
-      </w:r>
-      <w:r>
-        <w:t xml:space="preserve">t2 = 5074^2 * </w:t>
-      </w:r>
-      <w:r>
-        <w:t>225</w:t>
+        <w:t xml:space="preserve"> = </w:t>
+      </w:r>
+      <w:r>
+        <w:t>5,80</w:t>
+      </w:r>
+      <w:r>
+        <w:t xml:space="preserve">71 * 10^12 milisegundos = </w:t>
+      </w:r>
+      <w:r>
+        <w:t xml:space="preserve">67.212 días. </w:t>
+      </w:r>
+    </w:p>
+    <w:p>
+      <w:r>
+        <w:t>Selección</w:t>
+      </w:r>
+      <w:r>
+        <w:t>:</w:t>
+      </w:r>
+    </w:p>
+    <w:p>
+      <w:r>
+        <w:t xml:space="preserve">Tomamos n1 = 160.000, t1 = </w:t>
+      </w:r>
+      <w:r>
+        <w:t xml:space="preserve">111.728 </w:t>
+      </w:r>
+      <w:r>
+        <w:t xml:space="preserve">y n2 = 86.400.000. Como la complejidad es O(n^2) y sabemos que O(n^2) =&gt; t2 = (K^2) * t1 y k=n2/n1. Podemos obtener tras operar que t2 = 5074^2 * </w:t>
+      </w:r>
+      <w:r>
+        <w:t>111.728</w:t>
+      </w:r>
+      <w:r>
+        <w:t xml:space="preserve"> = </w:t>
+      </w:r>
+      <w:r>
+        <w:t>2,876</w:t>
+      </w:r>
+      <w:r>
+        <w:t xml:space="preserve"> * 10^12 milisegundos = </w:t>
+      </w:r>
+      <w:r>
+        <w:t>33.292</w:t>
+      </w:r>
+      <w:r>
+        <w:t xml:space="preserve"> días. </w:t>
+      </w:r>
+    </w:p>
+    <w:p>
+      <w:r>
+        <w:t xml:space="preserve">Inserción: </w:t>
+      </w:r>
+    </w:p>
+    <w:p>
+      <w:r>
+        <w:t xml:space="preserve">Tomamos n1 = 160.000, t1 = 72.643 y n2 = 86.400.000. Como la complejidad es O(n^2) y sabemos que O(n^2) =&gt; t2 = (K^2) * t1 y k=n2/n1. Podemos obtener tras operar que t2 = 5074^2 * 72.643 = </w:t>
+      </w:r>
+      <w:r>
+        <w:t>1,</w:t>
+      </w:r>
+      <w:r>
+        <w:t xml:space="preserve">87 * 10^12 milisegundos = </w:t>
+      </w:r>
+      <w:r>
+        <w:t>21</w:t>
       </w:r>
       <w:r>
         <w:t>.</w:t>
       </w:r>
       <w:r>
-        <w:t>559</w:t>
-      </w:r>
-      <w:r>
-        <w:t xml:space="preserve"> = </w:t>
-      </w:r>
-      <w:r>
-        <w:t>5,80</w:t>
-      </w:r>
-      <w:r>
-        <w:t xml:space="preserve">71 * 10^12 milisegundos = </w:t>
-      </w:r>
-      <w:r>
-        <w:t xml:space="preserve">67.212 días. </w:t>
-      </w:r>
-    </w:p>
-    <w:p>
-      <w:r>
-        <w:t>Selección</w:t>
-      </w:r>
-      <w:r>
-        <w:t>:</w:t>
-      </w:r>
-    </w:p>
-    <w:p>
-      <w:r>
-        <w:t xml:space="preserve">Tomamos n1 = 160.000, t1 = </w:t>
-      </w:r>
-      <w:r>
-        <w:t>111</w:t>
-      </w:r>
-      <w:r>
-        <w:t>.</w:t>
-      </w:r>
-      <w:r>
-        <w:t>728</w:t>
-      </w:r>
-      <w:r>
-        <w:t xml:space="preserve"> </w:t>
-      </w:r>
-      <w:r>
-        <w:t xml:space="preserve">y n2 = 86.400.000. Como la complejidad es O(n^2) y sabemos que O(n^2) =&gt; t2 = (K^2) * t1 y k=n2/n1. Podemos obtener tras operar que t2 = 5074^2 * </w:t>
-      </w:r>
-      <w:r>
-        <w:t>111</w:t>
-      </w:r>
-      <w:r>
-        <w:t>.</w:t>
-      </w:r>
-      <w:r>
-        <w:t>728</w:t>
-      </w:r>
-      <w:r>
-        <w:t xml:space="preserve"> = </w:t>
-      </w:r>
-      <w:r>
-        <w:t>2,876</w:t>
-      </w:r>
-      <w:r>
-        <w:t xml:space="preserve"> * 10^12 milisegundos = </w:t>
-      </w:r>
-      <w:r>
-        <w:t>33.292</w:t>
+        <w:t>646</w:t>
       </w:r>
       <w:r>
         <w:t xml:space="preserve"> días. </w:t>
@@ -2683,58 +2793,6 @@
     </w:p>
     <w:p>
       <w:r>
-        <w:t xml:space="preserve">Inserción: </w:t>
-      </w:r>
-    </w:p>
-    <w:p>
-      <w:r>
-        <w:t>Tomamos n1 = 160.000, t1 = 72</w:t>
-      </w:r>
-      <w:r>
-        <w:t>.</w:t>
-      </w:r>
-      <w:r>
-        <w:t>643</w:t>
-      </w:r>
-      <w:r>
-        <w:t xml:space="preserve"> </w:t>
-      </w:r>
-      <w:r>
-        <w:t>y n2 = 86.400.000. Como la complejidad es O(n^2) y sabemos que O(n^2) =&gt; t2 = (K^2) * t1 y k=n2/n1. Podemos obtener tras operar que t2 = 5074^2 * 72</w:t>
-      </w:r>
-      <w:r>
-        <w:t>.</w:t>
-      </w:r>
-      <w:r>
-        <w:t>643</w:t>
-      </w:r>
-      <w:r>
-        <w:t xml:space="preserve"> </w:t>
-      </w:r>
-      <w:r>
-        <w:t xml:space="preserve">= </w:t>
-      </w:r>
-      <w:r>
-        <w:t>1,</w:t>
-      </w:r>
-      <w:r>
-        <w:t xml:space="preserve">87 * 10^12 milisegundos = </w:t>
-      </w:r>
-      <w:r>
-        <w:t>21</w:t>
-      </w:r>
-      <w:r>
-        <w:t>.</w:t>
-      </w:r>
-      <w:r>
-        <w:t>646</w:t>
-      </w:r>
-      <w:r>
-        <w:t xml:space="preserve"> días. </w:t>
-      </w:r>
-    </w:p>
-    <w:p>
-      <w:r>
         <w:t>Rápido:</w:t>
       </w:r>
     </w:p>
@@ -2764,7 +2822,15 @@
         <w:t xml:space="preserve">O(n*log(n)) =&gt; </w:t>
       </w:r>
       <w:r>
-        <w:t>t2 = (n2*log(n2))/(n1*log(n1)) * t1</w:t>
+        <w:t>t2 = (n2*log(n2</w:t>
+      </w:r>
+      <w:proofErr w:type="gramStart"/>
+      <w:r>
+        <w:t>))/</w:t>
+      </w:r>
+      <w:proofErr w:type="gramEnd"/>
+      <w:r>
+        <w:t>(n1*log(n1)) * t1</w:t>
       </w:r>
       <w:r>
         <w:t xml:space="preserve"> y k=n2/n1. Podemos obtener tras operar que t2 = </w:t>
@@ -4925,7 +4991,13 @@
         <w:t xml:space="preserve"> valor de n 40, e</w:t>
       </w:r>
       <w:r>
-        <w:t xml:space="preserve">l algoritmo de inserción es mas eficiente que el </w:t>
+        <w:t xml:space="preserve">l algoritmo de inserción es </w:t>
+      </w:r>
+      <w:r>
+        <w:t>más</w:t>
+      </w:r>
+      <w:r>
+        <w:t xml:space="preserve"> eficiente que el </w:t>
       </w:r>
       <w:r>
         <w:t>rápido,</w:t>
